--- a/exercices/UtilitairesLigneCommande/Utilitaire1.docx
+++ b/exercices/UtilitairesLigneCommande/Utilitaire1.docx
@@ -322,7 +322,7 @@
       <w:tblPr>
         <w:tblW w:w="8499" w:type="dxa"/>
         <w:jc w:val="left"/>
-        <w:tblInd w:w="244" w:type="dxa"/>
+        <w:tblInd w:w="243" w:type="dxa"/>
         <w:tblLayout w:type="fixed"/>
         <w:tblCellMar>
           <w:top w:w="0" w:type="dxa"/>
@@ -432,7 +432,7 @@
       <w:tblPr>
         <w:tblW w:w="8499" w:type="dxa"/>
         <w:jc w:val="left"/>
-        <w:tblInd w:w="244" w:type="dxa"/>
+        <w:tblInd w:w="243" w:type="dxa"/>
         <w:tblLayout w:type="fixed"/>
         <w:tblCellMar>
           <w:top w:w="0" w:type="dxa"/>
@@ -1140,12 +1140,7 @@
               </w:rPr>
             </w:pPr>
             <w:r>
-              <w:rPr>
-                <w:rFonts w:cs="Calibri"/>
-                <w:sz w:val="24"/>
-                <w:szCs w:val="24"/>
-              </w:rPr>
-              <w:t>Ls /etc</w:t>
+              <w:rPr/>
             </w:r>
           </w:p>
         </w:tc>
@@ -1879,7 +1874,7 @@
       <w:start w:val="1"/>
       <w:numFmt w:val="none"/>
       <w:suff w:val="nothing"/>
-      <w:lvlText w:val="%1"/>
+      <w:lvlText w:val=""/>
       <w:lvlJc w:val="left"/>
       <w:pPr>
         <w:tabs>
@@ -1892,7 +1887,7 @@
       <w:start w:val="1"/>
       <w:numFmt w:val="none"/>
       <w:suff w:val="nothing"/>
-      <w:lvlText w:val="%2"/>
+      <w:lvlText w:val=""/>
       <w:lvlJc w:val="left"/>
       <w:pPr>
         <w:tabs>
@@ -1905,7 +1900,7 @@
       <w:start w:val="1"/>
       <w:numFmt w:val="none"/>
       <w:suff w:val="nothing"/>
-      <w:lvlText w:val="%3"/>
+      <w:lvlText w:val=""/>
       <w:lvlJc w:val="left"/>
       <w:pPr>
         <w:tabs>
@@ -1918,7 +1913,7 @@
       <w:start w:val="1"/>
       <w:numFmt w:val="none"/>
       <w:suff w:val="nothing"/>
-      <w:lvlText w:val="%4"/>
+      <w:lvlText w:val=""/>
       <w:lvlJc w:val="left"/>
       <w:pPr>
         <w:tabs>
@@ -1931,7 +1926,7 @@
       <w:start w:val="1"/>
       <w:numFmt w:val="none"/>
       <w:suff w:val="nothing"/>
-      <w:lvlText w:val="%5"/>
+      <w:lvlText w:val=""/>
       <w:lvlJc w:val="left"/>
       <w:pPr>
         <w:tabs>
@@ -1944,7 +1939,7 @@
       <w:start w:val="1"/>
       <w:numFmt w:val="none"/>
       <w:suff w:val="nothing"/>
-      <w:lvlText w:val="%6"/>
+      <w:lvlText w:val=""/>
       <w:lvlJc w:val="left"/>
       <w:pPr>
         <w:tabs>
@@ -1957,7 +1952,7 @@
       <w:start w:val="1"/>
       <w:numFmt w:val="none"/>
       <w:suff w:val="nothing"/>
-      <w:lvlText w:val="%7"/>
+      <w:lvlText w:val=""/>
       <w:lvlJc w:val="left"/>
       <w:pPr>
         <w:tabs>
@@ -1970,7 +1965,7 @@
       <w:start w:val="1"/>
       <w:numFmt w:val="none"/>
       <w:suff w:val="nothing"/>
-      <w:lvlText w:val="%8"/>
+      <w:lvlText w:val=""/>
       <w:lvlJc w:val="left"/>
       <w:pPr>
         <w:tabs>
@@ -1983,7 +1978,7 @@
       <w:start w:val="1"/>
       <w:numFmt w:val="none"/>
       <w:suff w:val="nothing"/>
-      <w:lvlText w:val="%9"/>
+      <w:lvlText w:val=""/>
       <w:lvlJc w:val="left"/>
       <w:pPr>
         <w:tabs>
@@ -2028,9 +2023,7 @@
     <w:pPr>
       <w:widowControl/>
       <w:suppressAutoHyphens w:val="true"/>
-      <w:kinsoku w:val="true"/>
-      <w:overflowPunct w:val="true"/>
-      <w:autoSpaceDE w:val="true"/>
+      <w:overflowPunct w:val="false"/>
       <w:bidi w:val="0"/>
       <w:spacing w:lineRule="auto" w:line="259" w:before="0" w:after="160"/>
       <w:jc w:val="left"/>

--- a/exercices/UtilitairesLigneCommande/Utilitaire1.docx
+++ b/exercices/UtilitairesLigneCommande/Utilitaire1.docx
@@ -8,19 +8,20 @@
         <w:spacing w:lineRule="auto" w:line="240" w:before="0" w:after="120"/>
         <w:rPr>
           <w:b/>
-          <w:bCs/>
-          <w:i/>
-          <w:i/>
-          <w:iCs/>
-          <w:sz w:val="24"/>
-          <w:szCs w:val="24"/>
-        </w:rPr>
-      </w:pPr>
-      <w:r>
-        <w:rPr>
           <w:b/>
           <w:bCs/>
           <w:i/>
+          <w:i/>
+          <w:iCs/>
+          <w:sz w:val="24"/>
+          <w:szCs w:val="24"/>
+        </w:rPr>
+      </w:pPr>
+      <w:r>
+        <w:rPr>
+          <w:b/>
+          <w:bCs/>
+          <w:i/>
           <w:iCs/>
           <w:sz w:val="24"/>
           <w:szCs w:val="24"/>
@@ -34,24 +35,25 @@
         <w:spacing w:lineRule="auto" w:line="240" w:before="0" w:after="120"/>
         <w:rPr>
           <w:b/>
-          <w:bCs/>
-          <w:i/>
-          <w:i/>
-          <w:iCs/>
-          <w:sz w:val="24"/>
-          <w:szCs w:val="24"/>
-        </w:rPr>
-      </w:pPr>
-      <w:r>
-        <w:rPr>
           <w:b/>
           <w:bCs/>
           <w:i/>
+          <w:i/>
           <w:iCs/>
           <w:sz w:val="24"/>
           <w:szCs w:val="24"/>
         </w:rPr>
-        <w:t>Semaine 11 – Exécutables et processus</w:t>
+      </w:pPr>
+      <w:r>
+        <w:rPr>
+          <w:b/>
+          <w:bCs/>
+          <w:i/>
+          <w:iCs/>
+          <w:sz w:val="24"/>
+          <w:szCs w:val="24"/>
+        </w:rPr>
+        <w:t>Chapitre 6 – Ligne de commande</w:t>
       </w:r>
     </w:p>
     <w:p>
@@ -60,48 +62,50 @@
         <w:jc w:val="center"/>
         <w:rPr>
           <w:b/>
-          <w:bCs/>
-          <w:i/>
-          <w:i/>
-          <w:iCs/>
-          <w:sz w:val="24"/>
-          <w:szCs w:val="24"/>
-        </w:rPr>
-      </w:pPr>
-      <w:r>
-        <w:rPr>
           <w:b/>
           <w:bCs/>
           <w:i/>
+          <w:i/>
           <w:iCs/>
           <w:sz w:val="24"/>
           <w:szCs w:val="24"/>
         </w:rPr>
-      </w:r>
-    </w:p>
-    <w:p>
-      <w:pPr>
-        <w:pStyle w:val="Normal"/>
-        <w:jc w:val="center"/>
+      </w:pPr>
+      <w:r>
         <w:rPr>
           <w:b/>
           <w:bCs/>
           <w:i/>
-          <w:i/>
           <w:iCs/>
           <w:sz w:val="24"/>
           <w:szCs w:val="24"/>
         </w:rPr>
-      </w:pPr>
-      <w:r>
-        <w:rPr>
+      </w:r>
+    </w:p>
+    <w:p>
+      <w:pPr>
+        <w:pStyle w:val="Normal"/>
+        <w:jc w:val="left"/>
+        <w:rPr>
+          <w:b/>
           <w:b/>
           <w:bCs/>
           <w:i/>
+          <w:i/>
           <w:iCs/>
           <w:sz w:val="24"/>
           <w:szCs w:val="24"/>
         </w:rPr>
+      </w:pPr>
+      <w:r>
+        <w:rPr>
+          <w:b/>
+          <w:bCs/>
+          <w:i/>
+          <w:iCs/>
+          <w:sz w:val="24"/>
+          <w:szCs w:val="24"/>
+        </w:rPr>
         <w:t>Exercice 1 – Redirection</w:t>
       </w:r>
     </w:p>
@@ -118,24 +122,6 @@
           <w:sz w:val="24"/>
           <w:szCs w:val="24"/>
         </w:rPr>
-      </w:r>
-    </w:p>
-    <w:p>
-      <w:pPr>
-        <w:pStyle w:val="Normal"/>
-        <w:rPr>
-          <w:sz w:val="24"/>
-          <w:szCs w:val="24"/>
-          <w:u w:val="single"/>
-        </w:rPr>
-      </w:pPr>
-      <w:r>
-        <w:rPr>
-          <w:sz w:val="24"/>
-          <w:szCs w:val="24"/>
-          <w:u w:val="single"/>
-        </w:rPr>
-        <w:t>Préalables</w:t>
       </w:r>
     </w:p>
     <w:p>
@@ -145,148 +131,8 @@
           <w:ilvl w:val="0"/>
           <w:numId w:val="1"/>
         </w:numPr>
-        <w:spacing w:before="0" w:after="0"/>
-        <w:ind w:hanging="357" w:left="714"/>
-        <w:contextualSpacing w:val="false"/>
-        <w:rPr>
-          <w:sz w:val="24"/>
-          <w:szCs w:val="24"/>
-        </w:rPr>
-      </w:pPr>
-      <w:r>
-        <w:rPr>
-          <w:sz w:val="24"/>
-          <w:szCs w:val="24"/>
-        </w:rPr>
-        <w:t xml:space="preserve">Importez dans </w:t>
-      </w:r>
-      <w:r>
-        <w:rPr>
-          <w:i/>
-          <w:iCs/>
-          <w:sz w:val="24"/>
-          <w:szCs w:val="24"/>
-        </w:rPr>
-        <w:t>Workstation</w:t>
-      </w:r>
-      <w:r>
-        <w:rPr>
-          <w:sz w:val="24"/>
-          <w:szCs w:val="24"/>
-        </w:rPr>
-        <w:t xml:space="preserve"> ou </w:t>
-      </w:r>
-      <w:r>
-        <w:rPr>
-          <w:i/>
-          <w:iCs/>
-          <w:sz w:val="24"/>
-          <w:szCs w:val="24"/>
-        </w:rPr>
-        <w:t>VirtualBox</w:t>
-      </w:r>
-      <w:r>
-        <w:rPr>
-          <w:sz w:val="24"/>
-          <w:szCs w:val="24"/>
-        </w:rPr>
-        <w:t xml:space="preserve"> la VM </w:t>
-      </w:r>
-      <w:r>
-        <w:rPr>
-          <w:b/>
-          <w:bCs/>
-          <w:i/>
-          <w:iCs/>
-          <w:sz w:val="24"/>
-          <w:szCs w:val="24"/>
-        </w:rPr>
-        <w:t>BaseDebian.ova</w:t>
-      </w:r>
-      <w:r>
-        <w:rPr>
-          <w:sz w:val="24"/>
-          <w:szCs w:val="24"/>
-        </w:rPr>
-        <w:t xml:space="preserve"> fournie par le professeur</w:t>
-      </w:r>
-    </w:p>
-    <w:p>
-      <w:pPr>
-        <w:pStyle w:val="ListParagraph"/>
-        <w:numPr>
-          <w:ilvl w:val="0"/>
-          <w:numId w:val="1"/>
-        </w:numPr>
-        <w:spacing w:before="0" w:after="0"/>
-        <w:ind w:hanging="357" w:left="714"/>
-        <w:contextualSpacing w:val="false"/>
-        <w:rPr>
-          <w:sz w:val="24"/>
-          <w:szCs w:val="24"/>
-        </w:rPr>
-      </w:pPr>
-      <w:r>
-        <w:rPr>
-          <w:sz w:val="24"/>
-          <w:szCs w:val="24"/>
-        </w:rPr>
-        <w:t xml:space="preserve">Ouvrez une session avec l’utilisateur </w:t>
-      </w:r>
-      <w:r>
-        <w:rPr>
-          <w:b/>
-          <w:bCs/>
-          <w:i/>
-          <w:iCs/>
-          <w:sz w:val="24"/>
-          <w:szCs w:val="24"/>
-        </w:rPr>
-        <w:t>info</w:t>
-      </w:r>
-      <w:r>
-        <w:rPr>
-          <w:sz w:val="24"/>
-          <w:szCs w:val="24"/>
-        </w:rPr>
-        <w:t xml:space="preserve">, mot de passe : </w:t>
-      </w:r>
-      <w:r>
-        <w:rPr>
-          <w:b/>
-          <w:bCs/>
-          <w:i/>
-          <w:iCs/>
-          <w:sz w:val="24"/>
-          <w:szCs w:val="24"/>
-        </w:rPr>
-        <w:t>abc-123</w:t>
-      </w:r>
-    </w:p>
-    <w:p>
-      <w:pPr>
-        <w:pStyle w:val="Normal"/>
-        <w:rPr>
-          <w:sz w:val="24"/>
-          <w:szCs w:val="24"/>
-        </w:rPr>
-      </w:pPr>
-      <w:r>
-        <w:rPr>
-          <w:sz w:val="24"/>
-          <w:szCs w:val="24"/>
-        </w:rPr>
-      </w:r>
-    </w:p>
-    <w:p>
-      <w:pPr>
-        <w:pStyle w:val="ListParagraph"/>
-        <w:numPr>
-          <w:ilvl w:val="0"/>
-          <w:numId w:val="2"/>
-        </w:numPr>
         <w:spacing w:before="0" w:after="160"/>
-        <w:ind w:hanging="357" w:left="357"/>
+        <w:ind w:left="357" w:hanging="357"/>
         <w:contextualSpacing w:val="false"/>
         <w:rPr>
           <w:sz w:val="24"/>
@@ -322,7 +168,7 @@
       <w:tblPr>
         <w:tblW w:w="8499" w:type="dxa"/>
         <w:jc w:val="left"/>
-        <w:tblInd w:w="244" w:type="dxa"/>
+        <w:tblInd w:w="243" w:type="dxa"/>
         <w:tblLayout w:type="fixed"/>
         <w:tblCellMar>
           <w:top w:w="0" w:type="dxa"/>
@@ -349,10 +195,10 @@
           <w:p>
             <w:pPr>
               <w:pStyle w:val="ListParagraph"/>
-              <w:widowControl/>
+              <w:widowControl w:val="false"/>
               <w:suppressAutoHyphens w:val="true"/>
               <w:spacing w:lineRule="auto" w:line="240" w:before="0" w:after="0"/>
-              <w:ind w:left="0"/>
+              <w:ind w:left="0" w:hanging="0"/>
               <w:contextualSpacing w:val="false"/>
               <w:jc w:val="left"/>
               <w:rPr>
@@ -361,10 +207,7 @@
               </w:rPr>
             </w:pPr>
             <w:r>
-              <w:rPr>
-                <w:sz w:val="24"/>
-                <w:szCs w:val="24"/>
-              </w:rPr>
+              <w:rPr/>
             </w:r>
           </w:p>
         </w:tc>
@@ -374,7 +217,7 @@
       <w:pPr>
         <w:pStyle w:val="ListParagraph"/>
         <w:spacing w:before="0" w:after="160"/>
-        <w:ind w:left="357"/>
+        <w:ind w:left="357" w:hanging="0"/>
         <w:contextualSpacing w:val="false"/>
         <w:rPr>
           <w:sz w:val="24"/>
@@ -393,10 +236,10 @@
         <w:pStyle w:val="ListParagraph"/>
         <w:numPr>
           <w:ilvl w:val="0"/>
-          <w:numId w:val="2"/>
+          <w:numId w:val="1"/>
         </w:numPr>
         <w:spacing w:before="0" w:after="160"/>
-        <w:ind w:hanging="357" w:left="357"/>
+        <w:ind w:left="357" w:hanging="357"/>
         <w:contextualSpacing w:val="false"/>
         <w:rPr>
           <w:sz w:val="24"/>
@@ -432,7 +275,7 @@
       <w:tblPr>
         <w:tblW w:w="8499" w:type="dxa"/>
         <w:jc w:val="left"/>
-        <w:tblInd w:w="244" w:type="dxa"/>
+        <w:tblInd w:w="243" w:type="dxa"/>
         <w:tblLayout w:type="fixed"/>
         <w:tblCellMar>
           <w:top w:w="0" w:type="dxa"/>
@@ -459,10 +302,10 @@
           <w:p>
             <w:pPr>
               <w:pStyle w:val="ListParagraph"/>
-              <w:widowControl/>
+              <w:widowControl w:val="false"/>
               <w:suppressAutoHyphens w:val="true"/>
               <w:spacing w:lineRule="auto" w:line="240" w:before="0" w:after="0"/>
-              <w:ind w:left="0"/>
+              <w:ind w:left="0" w:hanging="0"/>
               <w:contextualSpacing w:val="false"/>
               <w:jc w:val="left"/>
               <w:rPr>
@@ -471,10 +314,7 @@
               </w:rPr>
             </w:pPr>
             <w:r>
-              <w:rPr>
-                <w:sz w:val="24"/>
-                <w:szCs w:val="24"/>
-              </w:rPr>
+              <w:rPr/>
             </w:r>
           </w:p>
         </w:tc>
@@ -484,7 +324,7 @@
       <w:pPr>
         <w:pStyle w:val="ListParagraph"/>
         <w:spacing w:before="0" w:after="160"/>
-        <w:ind w:left="357"/>
+        <w:ind w:left="357" w:hanging="0"/>
         <w:contextualSpacing w:val="false"/>
         <w:rPr>
           <w:sz w:val="24"/>
@@ -503,7 +343,7 @@
         <w:pStyle w:val="ListParagraph"/>
         <w:numPr>
           <w:ilvl w:val="0"/>
-          <w:numId w:val="2"/>
+          <w:numId w:val="1"/>
         </w:numPr>
         <w:spacing w:before="0" w:after="160"/>
         <w:contextualSpacing w:val="false"/>
@@ -591,10 +431,10 @@
           <w:p>
             <w:pPr>
               <w:pStyle w:val="ListParagraph"/>
-              <w:widowControl/>
+              <w:widowControl w:val="false"/>
               <w:suppressAutoHyphens w:val="true"/>
               <w:spacing w:lineRule="auto" w:line="240" w:before="0" w:after="0"/>
-              <w:ind w:left="0"/>
+              <w:ind w:left="0" w:hanging="0"/>
               <w:contextualSpacing w:val="false"/>
               <w:jc w:val="left"/>
               <w:rPr>
@@ -603,10 +443,7 @@
               </w:rPr>
             </w:pPr>
             <w:r>
-              <w:rPr>
-                <w:sz w:val="24"/>
-                <w:szCs w:val="24"/>
-              </w:rPr>
+              <w:rPr/>
             </w:r>
           </w:p>
         </w:tc>
@@ -616,7 +453,7 @@
       <w:pPr>
         <w:pStyle w:val="ListParagraph"/>
         <w:spacing w:before="0" w:after="160"/>
-        <w:ind w:left="360"/>
+        <w:ind w:left="360" w:hanging="0"/>
         <w:contextualSpacing w:val="false"/>
         <w:rPr>
           <w:sz w:val="24"/>
@@ -635,7 +472,7 @@
         <w:pStyle w:val="ListParagraph"/>
         <w:numPr>
           <w:ilvl w:val="0"/>
-          <w:numId w:val="2"/>
+          <w:numId w:val="1"/>
         </w:numPr>
         <w:spacing w:before="0" w:after="160"/>
         <w:contextualSpacing w:val="false"/>
@@ -704,10 +541,10 @@
           <w:p>
             <w:pPr>
               <w:pStyle w:val="ListParagraph"/>
-              <w:widowControl/>
+              <w:widowControl w:val="false"/>
               <w:suppressAutoHyphens w:val="true"/>
               <w:spacing w:lineRule="auto" w:line="240" w:before="0" w:after="0"/>
-              <w:ind w:left="0"/>
+              <w:ind w:left="0" w:hanging="0"/>
               <w:contextualSpacing w:val="false"/>
               <w:jc w:val="left"/>
               <w:rPr>
@@ -717,11 +554,7 @@
               </w:rPr>
             </w:pPr>
             <w:r>
-              <w:rPr>
-                <w:rFonts w:cs="Calibri"/>
-                <w:sz w:val="24"/>
-                <w:szCs w:val="24"/>
-              </w:rPr>
+              <w:rPr/>
             </w:r>
           </w:p>
         </w:tc>
@@ -731,7 +564,7 @@
       <w:pPr>
         <w:pStyle w:val="ListParagraph"/>
         <w:spacing w:before="0" w:after="160"/>
-        <w:ind w:left="360"/>
+        <w:ind w:left="360" w:hanging="0"/>
         <w:contextualSpacing w:val="false"/>
         <w:rPr>
           <w:rFonts w:cs="Calibri"/>
@@ -752,7 +585,7 @@
         <w:pStyle w:val="ListParagraph"/>
         <w:numPr>
           <w:ilvl w:val="0"/>
-          <w:numId w:val="2"/>
+          <w:numId w:val="1"/>
         </w:numPr>
         <w:spacing w:before="0" w:after="160"/>
         <w:contextualSpacing w:val="false"/>
@@ -841,10 +674,10 @@
           <w:p>
             <w:pPr>
               <w:pStyle w:val="ListParagraph"/>
-              <w:widowControl/>
+              <w:widowControl w:val="false"/>
               <w:suppressAutoHyphens w:val="true"/>
               <w:spacing w:lineRule="auto" w:line="240" w:before="0" w:after="0"/>
-              <w:ind w:left="0"/>
+              <w:ind w:left="0" w:hanging="0"/>
               <w:contextualSpacing w:val="false"/>
               <w:jc w:val="left"/>
               <w:rPr>
@@ -854,11 +687,7 @@
               </w:rPr>
             </w:pPr>
             <w:r>
-              <w:rPr>
-                <w:rFonts w:cs="Calibri"/>
-                <w:sz w:val="24"/>
-                <w:szCs w:val="24"/>
-              </w:rPr>
+              <w:rPr/>
             </w:r>
           </w:p>
         </w:tc>
@@ -868,7 +697,7 @@
       <w:pPr>
         <w:pStyle w:val="ListParagraph"/>
         <w:spacing w:before="0" w:after="160"/>
-        <w:ind w:left="360"/>
+        <w:ind w:left="360" w:hanging="0"/>
         <w:contextualSpacing w:val="false"/>
         <w:rPr>
           <w:rFonts w:cs="Calibri"/>
@@ -889,7 +718,7 @@
         <w:pStyle w:val="ListParagraph"/>
         <w:numPr>
           <w:ilvl w:val="0"/>
-          <w:numId w:val="2"/>
+          <w:numId w:val="1"/>
         </w:numPr>
         <w:spacing w:before="0" w:after="160"/>
         <w:contextualSpacing w:val="false"/>
@@ -970,10 +799,10 @@
           <w:p>
             <w:pPr>
               <w:pStyle w:val="ListParagraph"/>
-              <w:widowControl/>
+              <w:widowControl w:val="false"/>
               <w:suppressAutoHyphens w:val="true"/>
               <w:spacing w:lineRule="auto" w:line="240" w:before="0" w:after="0"/>
-              <w:ind w:left="0"/>
+              <w:ind w:left="0" w:hanging="0"/>
               <w:contextualSpacing w:val="false"/>
               <w:jc w:val="left"/>
               <w:rPr>
@@ -983,11 +812,7 @@
               </w:rPr>
             </w:pPr>
             <w:r>
-              <w:rPr>
-                <w:rFonts w:cs="Calibri"/>
-                <w:sz w:val="24"/>
-                <w:szCs w:val="24"/>
-              </w:rPr>
+              <w:rPr/>
             </w:r>
           </w:p>
         </w:tc>
@@ -997,7 +822,7 @@
       <w:pPr>
         <w:pStyle w:val="ListParagraph"/>
         <w:spacing w:before="0" w:after="160"/>
-        <w:ind w:left="360"/>
+        <w:ind w:left="360" w:hanging="0"/>
         <w:contextualSpacing w:val="false"/>
         <w:rPr>
           <w:rFonts w:cs="Calibri"/>
@@ -1018,7 +843,7 @@
         <w:pStyle w:val="ListParagraph"/>
         <w:numPr>
           <w:ilvl w:val="0"/>
-          <w:numId w:val="2"/>
+          <w:numId w:val="1"/>
         </w:numPr>
         <w:spacing w:before="0" w:after="160"/>
         <w:contextualSpacing w:val="false"/>
@@ -1127,10 +952,10 @@
           <w:p>
             <w:pPr>
               <w:pStyle w:val="ListParagraph"/>
-              <w:widowControl/>
+              <w:widowControl w:val="false"/>
               <w:suppressAutoHyphens w:val="true"/>
               <w:spacing w:lineRule="auto" w:line="240" w:before="0" w:after="0"/>
-              <w:ind w:left="0"/>
+              <w:ind w:left="0" w:hanging="0"/>
               <w:contextualSpacing w:val="false"/>
               <w:jc w:val="left"/>
               <w:rPr>
@@ -1140,12 +965,7 @@
               </w:rPr>
             </w:pPr>
             <w:r>
-              <w:rPr>
-                <w:rFonts w:cs="Calibri"/>
-                <w:sz w:val="24"/>
-                <w:szCs w:val="24"/>
-              </w:rPr>
-              <w:t>Ls /etc</w:t>
+              <w:rPr/>
             </w:r>
           </w:p>
         </w:tc>
@@ -1155,7 +975,7 @@
       <w:pPr>
         <w:pStyle w:val="ListParagraph"/>
         <w:spacing w:before="0" w:after="160"/>
-        <w:ind w:left="360"/>
+        <w:ind w:left="360" w:hanging="0"/>
         <w:contextualSpacing w:val="false"/>
         <w:rPr>
           <w:rFonts w:cs="Calibri"/>
@@ -1176,7 +996,7 @@
         <w:pStyle w:val="ListParagraph"/>
         <w:numPr>
           <w:ilvl w:val="0"/>
-          <w:numId w:val="2"/>
+          <w:numId w:val="1"/>
         </w:numPr>
         <w:spacing w:before="0" w:after="160"/>
         <w:contextualSpacing w:val="false"/>
@@ -1264,10 +1084,10 @@
           <w:p>
             <w:pPr>
               <w:pStyle w:val="ListParagraph"/>
-              <w:widowControl/>
+              <w:widowControl w:val="false"/>
               <w:suppressAutoHyphens w:val="true"/>
               <w:spacing w:lineRule="auto" w:line="240" w:before="0" w:after="0"/>
-              <w:ind w:left="0"/>
+              <w:ind w:left="0" w:hanging="0"/>
               <w:contextualSpacing w:val="false"/>
               <w:jc w:val="left"/>
               <w:rPr>
@@ -1277,11 +1097,7 @@
               </w:rPr>
             </w:pPr>
             <w:r>
-              <w:rPr>
-                <w:rFonts w:cs="Calibri"/>
-                <w:sz w:val="24"/>
-                <w:szCs w:val="24"/>
-              </w:rPr>
+              <w:rPr/>
             </w:r>
           </w:p>
         </w:tc>
@@ -1291,7 +1107,7 @@
       <w:pPr>
         <w:pStyle w:val="ListParagraph"/>
         <w:spacing w:before="0" w:after="160"/>
-        <w:ind w:left="360"/>
+        <w:ind w:left="360" w:hanging="0"/>
         <w:contextualSpacing w:val="false"/>
         <w:rPr>
           <w:rFonts w:cs="Calibri"/>
@@ -1312,7 +1128,7 @@
         <w:pStyle w:val="ListParagraph"/>
         <w:numPr>
           <w:ilvl w:val="0"/>
-          <w:numId w:val="2"/>
+          <w:numId w:val="1"/>
         </w:numPr>
         <w:spacing w:before="0" w:after="160"/>
         <w:contextualSpacing w:val="false"/>
@@ -1400,10 +1216,10 @@
           <w:p>
             <w:pPr>
               <w:pStyle w:val="ListParagraph"/>
-              <w:widowControl/>
+              <w:widowControl w:val="false"/>
               <w:suppressAutoHyphens w:val="true"/>
               <w:spacing w:lineRule="auto" w:line="240" w:before="0" w:after="0"/>
-              <w:ind w:left="0"/>
+              <w:ind w:left="0" w:hanging="0"/>
               <w:contextualSpacing w:val="false"/>
               <w:jc w:val="left"/>
               <w:rPr>
@@ -1413,11 +1229,7 @@
               </w:rPr>
             </w:pPr>
             <w:r>
-              <w:rPr>
-                <w:rFonts w:cs="Calibri"/>
-                <w:sz w:val="24"/>
-                <w:szCs w:val="24"/>
-              </w:rPr>
+              <w:rPr/>
             </w:r>
           </w:p>
         </w:tc>
@@ -1427,7 +1239,7 @@
       <w:pPr>
         <w:pStyle w:val="ListParagraph"/>
         <w:spacing w:before="0" w:after="160"/>
-        <w:ind w:left="360"/>
+        <w:ind w:left="360" w:hanging="0"/>
         <w:contextualSpacing w:val="false"/>
         <w:rPr>
           <w:rFonts w:cs="Calibri"/>
@@ -1448,7 +1260,7 @@
         <w:pStyle w:val="ListParagraph"/>
         <w:numPr>
           <w:ilvl w:val="0"/>
-          <w:numId w:val="2"/>
+          <w:numId w:val="1"/>
         </w:numPr>
         <w:spacing w:before="0" w:after="160"/>
         <w:contextualSpacing w:val="false"/>
@@ -1557,10 +1369,10 @@
           <w:p>
             <w:pPr>
               <w:pStyle w:val="ListParagraph"/>
-              <w:widowControl/>
+              <w:widowControl w:val="false"/>
               <w:suppressAutoHyphens w:val="true"/>
               <w:spacing w:lineRule="auto" w:line="240" w:before="0" w:after="0"/>
-              <w:ind w:left="0"/>
+              <w:ind w:left="0" w:hanging="0"/>
               <w:contextualSpacing w:val="false"/>
               <w:jc w:val="left"/>
               <w:rPr>
@@ -1570,11 +1382,7 @@
               </w:rPr>
             </w:pPr>
             <w:r>
-              <w:rPr>
-                <w:rFonts w:cs="Calibri"/>
-                <w:sz w:val="24"/>
-                <w:szCs w:val="24"/>
-              </w:rPr>
+              <w:rPr/>
             </w:r>
           </w:p>
         </w:tc>
@@ -1584,7 +1392,7 @@
       <w:pPr>
         <w:pStyle w:val="ListParagraph"/>
         <w:spacing w:before="0" w:after="160"/>
-        <w:ind w:left="360"/>
+        <w:ind w:left="360" w:hanging="0"/>
         <w:contextualSpacing w:val="false"/>
         <w:rPr>
           <w:rFonts w:cs="Calibri"/>
@@ -1593,11 +1401,7 @@
         </w:rPr>
       </w:pPr>
       <w:r>
-        <w:rPr>
-          <w:rFonts w:cs="Calibri"/>
-          <w:sz w:val="24"/>
-          <w:szCs w:val="24"/>
-        </w:rPr>
+        <w:rPr/>
       </w:r>
     </w:p>
     <w:sectPr>
@@ -1618,143 +1422,6 @@
   <w:abstractNum w:abstractNumId="1">
     <w:lvl w:ilvl="0">
       <w:start w:val="1"/>
-      <w:numFmt w:val="bullet"/>
-      <w:lvlText w:val=""/>
-      <w:lvlJc w:val="left"/>
-      <w:pPr>
-        <w:tabs>
-          <w:tab w:val="num" w:pos="0"/>
-        </w:tabs>
-        <w:ind w:left="-1071" w:hanging="360"/>
-      </w:pPr>
-      <w:rPr>
-        <w:rFonts w:ascii="Symbol" w:hAnsi="Symbol" w:cs="Symbol" w:hint="default"/>
-      </w:rPr>
-    </w:lvl>
-    <w:lvl w:ilvl="1">
-      <w:start w:val="1"/>
-      <w:numFmt w:val="bullet"/>
-      <w:lvlText w:val="o"/>
-      <w:lvlJc w:val="left"/>
-      <w:pPr>
-        <w:tabs>
-          <w:tab w:val="num" w:pos="0"/>
-        </w:tabs>
-        <w:ind w:left="-351" w:hanging="360"/>
-      </w:pPr>
-      <w:rPr>
-        <w:rFonts w:ascii="Courier New" w:hAnsi="Courier New" w:cs="Courier New" w:hint="default"/>
-      </w:rPr>
-    </w:lvl>
-    <w:lvl w:ilvl="2">
-      <w:start w:val="1"/>
-      <w:numFmt w:val="bullet"/>
-      <w:lvlText w:val=""/>
-      <w:lvlJc w:val="left"/>
-      <w:pPr>
-        <w:tabs>
-          <w:tab w:val="num" w:pos="0"/>
-        </w:tabs>
-        <w:ind w:left="369" w:hanging="360"/>
-      </w:pPr>
-      <w:rPr>
-        <w:rFonts w:ascii="Wingdings" w:hAnsi="Wingdings" w:cs="Wingdings" w:hint="default"/>
-      </w:rPr>
-    </w:lvl>
-    <w:lvl w:ilvl="3">
-      <w:start w:val="1"/>
-      <w:numFmt w:val="bullet"/>
-      <w:lvlText w:val=""/>
-      <w:lvlJc w:val="left"/>
-      <w:pPr>
-        <w:tabs>
-          <w:tab w:val="num" w:pos="0"/>
-        </w:tabs>
-        <w:ind w:left="1089" w:hanging="360"/>
-      </w:pPr>
-      <w:rPr>
-        <w:rFonts w:ascii="Symbol" w:hAnsi="Symbol" w:cs="Symbol" w:hint="default"/>
-      </w:rPr>
-    </w:lvl>
-    <w:lvl w:ilvl="4">
-      <w:start w:val="1"/>
-      <w:numFmt w:val="bullet"/>
-      <w:lvlText w:val="o"/>
-      <w:lvlJc w:val="left"/>
-      <w:pPr>
-        <w:tabs>
-          <w:tab w:val="num" w:pos="0"/>
-        </w:tabs>
-        <w:ind w:left="1809" w:hanging="360"/>
-      </w:pPr>
-      <w:rPr>
-        <w:rFonts w:ascii="Courier New" w:hAnsi="Courier New" w:cs="Courier New" w:hint="default"/>
-      </w:rPr>
-    </w:lvl>
-    <w:lvl w:ilvl="5">
-      <w:start w:val="1"/>
-      <w:numFmt w:val="bullet"/>
-      <w:lvlText w:val=""/>
-      <w:lvlJc w:val="left"/>
-      <w:pPr>
-        <w:tabs>
-          <w:tab w:val="num" w:pos="0"/>
-        </w:tabs>
-        <w:ind w:left="2529" w:hanging="360"/>
-      </w:pPr>
-      <w:rPr>
-        <w:rFonts w:ascii="Wingdings" w:hAnsi="Wingdings" w:cs="Wingdings" w:hint="default"/>
-      </w:rPr>
-    </w:lvl>
-    <w:lvl w:ilvl="6">
-      <w:start w:val="1"/>
-      <w:numFmt w:val="bullet"/>
-      <w:lvlText w:val=""/>
-      <w:lvlJc w:val="left"/>
-      <w:pPr>
-        <w:tabs>
-          <w:tab w:val="num" w:pos="0"/>
-        </w:tabs>
-        <w:ind w:left="3249" w:hanging="360"/>
-      </w:pPr>
-      <w:rPr>
-        <w:rFonts w:ascii="Symbol" w:hAnsi="Symbol" w:cs="Symbol" w:hint="default"/>
-      </w:rPr>
-    </w:lvl>
-    <w:lvl w:ilvl="7">
-      <w:start w:val="1"/>
-      <w:numFmt w:val="bullet"/>
-      <w:lvlText w:val="o"/>
-      <w:lvlJc w:val="left"/>
-      <w:pPr>
-        <w:tabs>
-          <w:tab w:val="num" w:pos="0"/>
-        </w:tabs>
-        <w:ind w:left="3969" w:hanging="360"/>
-      </w:pPr>
-      <w:rPr>
-        <w:rFonts w:ascii="Courier New" w:hAnsi="Courier New" w:cs="Courier New" w:hint="default"/>
-      </w:rPr>
-    </w:lvl>
-    <w:lvl w:ilvl="8">
-      <w:start w:val="1"/>
-      <w:numFmt w:val="bullet"/>
-      <w:lvlText w:val=""/>
-      <w:lvlJc w:val="left"/>
-      <w:pPr>
-        <w:tabs>
-          <w:tab w:val="num" w:pos="0"/>
-        </w:tabs>
-        <w:ind w:left="4689" w:hanging="360"/>
-      </w:pPr>
-      <w:rPr>
-        <w:rFonts w:ascii="Wingdings" w:hAnsi="Wingdings" w:cs="Wingdings" w:hint="default"/>
-      </w:rPr>
-    </w:lvl>
-  </w:abstractNum>
-  <w:abstractNum w:abstractNumId="2">
-    <w:lvl w:ilvl="0">
-      <w:start w:val="1"/>
       <w:numFmt w:val="decimal"/>
       <w:lvlText w:val="%1."/>
       <w:lvlJc w:val="left"/>
@@ -1874,12 +1541,12 @@
       <w:rPr/>
     </w:lvl>
   </w:abstractNum>
-  <w:abstractNum w:abstractNumId="3">
+  <w:abstractNum w:abstractNumId="2">
     <w:lvl w:ilvl="0">
       <w:start w:val="1"/>
       <w:numFmt w:val="none"/>
       <w:suff w:val="nothing"/>
-      <w:lvlText w:val="%1"/>
+      <w:lvlText w:val=""/>
       <w:lvlJc w:val="left"/>
       <w:pPr>
         <w:tabs>
@@ -1892,7 +1559,7 @@
       <w:start w:val="1"/>
       <w:numFmt w:val="none"/>
       <w:suff w:val="nothing"/>
-      <w:lvlText w:val="%2"/>
+      <w:lvlText w:val=""/>
       <w:lvlJc w:val="left"/>
       <w:pPr>
         <w:tabs>
@@ -1905,7 +1572,7 @@
       <w:start w:val="1"/>
       <w:numFmt w:val="none"/>
       <w:suff w:val="nothing"/>
-      <w:lvlText w:val="%3"/>
+      <w:lvlText w:val=""/>
       <w:lvlJc w:val="left"/>
       <w:pPr>
         <w:tabs>
@@ -1918,7 +1585,7 @@
       <w:start w:val="1"/>
       <w:numFmt w:val="none"/>
       <w:suff w:val="nothing"/>
-      <w:lvlText w:val="%4"/>
+      <w:lvlText w:val=""/>
       <w:lvlJc w:val="left"/>
       <w:pPr>
         <w:tabs>
@@ -1931,7 +1598,7 @@
       <w:start w:val="1"/>
       <w:numFmt w:val="none"/>
       <w:suff w:val="nothing"/>
-      <w:lvlText w:val="%5"/>
+      <w:lvlText w:val=""/>
       <w:lvlJc w:val="left"/>
       <w:pPr>
         <w:tabs>
@@ -1944,7 +1611,7 @@
       <w:start w:val="1"/>
       <w:numFmt w:val="none"/>
       <w:suff w:val="nothing"/>
-      <w:lvlText w:val="%6"/>
+      <w:lvlText w:val=""/>
       <w:lvlJc w:val="left"/>
       <w:pPr>
         <w:tabs>
@@ -1957,7 +1624,7 @@
       <w:start w:val="1"/>
       <w:numFmt w:val="none"/>
       <w:suff w:val="nothing"/>
-      <w:lvlText w:val="%7"/>
+      <w:lvlText w:val=""/>
       <w:lvlJc w:val="left"/>
       <w:pPr>
         <w:tabs>
@@ -1970,7 +1637,7 @@
       <w:start w:val="1"/>
       <w:numFmt w:val="none"/>
       <w:suff w:val="nothing"/>
-      <w:lvlText w:val="%8"/>
+      <w:lvlText w:val=""/>
       <w:lvlJc w:val="left"/>
       <w:pPr>
         <w:tabs>
@@ -1983,7 +1650,7 @@
       <w:start w:val="1"/>
       <w:numFmt w:val="none"/>
       <w:suff w:val="nothing"/>
-      <w:lvlText w:val="%9"/>
+      <w:lvlText w:val=""/>
       <w:lvlJc w:val="left"/>
       <w:pPr>
         <w:tabs>
@@ -1998,9 +1665,6 @@
   </w:num>
   <w:num w:numId="2">
     <w:abstractNumId w:val="2"/>
-  </w:num>
-  <w:num w:numId="3">
-    <w:abstractNumId w:val="3"/>
   </w:num>
 </w:numbering>
 </file>
@@ -2028,9 +1692,7 @@
     <w:pPr>
       <w:widowControl/>
       <w:suppressAutoHyphens w:val="true"/>
-      <w:kinsoku w:val="true"/>
       <w:overflowPunct w:val="true"/>
-      <w:autoSpaceDE w:val="true"/>
       <w:bidi w:val="0"/>
       <w:spacing w:lineRule="auto" w:line="259" w:before="0" w:after="160"/>
       <w:jc w:val="left"/>
@@ -2049,11 +1711,11 @@
     <w:qFormat/>
     <w:rPr/>
   </w:style>
-  <w:style w:type="character" w:styleId="Hyperlink">
-    <w:name w:val="Hyperlink"/>
+  <w:style w:type="character" w:styleId="LienInternet">
+    <w:name w:val="Lien Internet"/>
     <w:basedOn w:val="DefaultParagraphFont"/>
     <w:rPr>
-      <w:color w:themeColor="hyperlink" w:val="0563C1"/>
+      <w:color w:val="0563C1" w:themeColor="hyperlink"/>
       <w:u w:val="single"/>
     </w:rPr>
   </w:style>
@@ -2066,10 +1728,10 @@
       <w:shd w:fill="E1DFDD" w:val="clear"/>
     </w:rPr>
   </w:style>
-  <w:style w:type="paragraph" w:styleId="Heading">
-    <w:name w:val="Heading"/>
+  <w:style w:type="paragraph" w:styleId="Titre">
+    <w:name w:val="Titre"/>
     <w:basedOn w:val="Normal"/>
-    <w:next w:val="BodyText"/>
+    <w:next w:val="Corpsdetexte"/>
     <w:qFormat/>
     <w:pPr>
       <w:keepNext w:val="true"/>
@@ -2081,7 +1743,7 @@
       <w:szCs w:val="28"/>
     </w:rPr>
   </w:style>
-  <w:style w:type="paragraph" w:styleId="BodyText">
+  <w:style w:type="paragraph" w:styleId="Corpsdetexte">
     <w:name w:val="Body Text"/>
     <w:basedOn w:val="Normal"/>
     <w:pPr>
@@ -2089,15 +1751,15 @@
     </w:pPr>
     <w:rPr/>
   </w:style>
-  <w:style w:type="paragraph" w:styleId="List">
+  <w:style w:type="paragraph" w:styleId="Liste">
     <w:name w:val="List"/>
-    <w:basedOn w:val="BodyText"/>
+    <w:basedOn w:val="Corpsdetexte"/>
     <w:pPr/>
     <w:rPr>
       <w:rFonts w:cs="Noto Sans Devanagari"/>
     </w:rPr>
   </w:style>
-  <w:style w:type="paragraph" w:styleId="Caption">
+  <w:style w:type="paragraph" w:styleId="Lgende">
     <w:name w:val="Caption"/>
     <w:basedOn w:val="Normal"/>
     <w:qFormat/>
@@ -2130,13 +1792,13 @@
     <w:qFormat/>
     <w:pPr>
       <w:spacing w:before="0" w:after="160"/>
-      <w:ind w:left="720"/>
+      <w:ind w:left="720" w:hanging="0"/>
       <w:contextualSpacing/>
     </w:pPr>
     <w:rPr/>
   </w:style>
-  <w:style w:type="paragraph" w:styleId="TableContents">
-    <w:name w:val="Table Contents"/>
+  <w:style w:type="paragraph" w:styleId="Contenudetableau">
+    <w:name w:val="Contenu de tableau"/>
     <w:basedOn w:val="Normal"/>
     <w:qFormat/>
     <w:pPr>
